--- a/Maze_Robot_Project_Report.docx
+++ b/Maze_Robot_Project_Report.docx
@@ -45,16 +45,14 @@
         </w:rPr>
         <w:t xml:space="preserve">Firmware Version </w:t>
       </w:r>
-      <w:proofErr w:type="gramStart"/>
       <w:r>
         <w:rPr>
           <w:i/>
           <w:iCs/>
           <w:color w:val="555555"/>
         </w:rPr>
-        <w:t>8.1  ·</w:t>
-      </w:r>
-      <w:proofErr w:type="gramEnd"/>
+        <w:t>8.1 ·</w:t>
+      </w:r>
       <w:r>
         <w:rPr>
           <w:i/>
@@ -86,12 +84,6 @@
         <w:gridCol w:w="6360"/>
       </w:tblGrid>
       <w:tr>
-        <w:tblPrEx>
-          <w:tblCellMar>
-            <w:top w:w="0" w:type="dxa"/>
-            <w:bottom w:w="0" w:type="dxa"/>
-          </w:tblCellMar>
-        </w:tblPrEx>
         <w:trPr>
           <w:tblHeader/>
         </w:trPr>
@@ -145,12 +137,6 @@
         </w:tc>
       </w:tr>
       <w:tr>
-        <w:tblPrEx>
-          <w:tblCellMar>
-            <w:top w:w="0" w:type="dxa"/>
-            <w:bottom w:w="0" w:type="dxa"/>
-          </w:tblCellMar>
-        </w:tblPrEx>
         <w:tc>
           <w:tcPr>
             <w:tcW w:w="3000" w:type="dxa"/>
@@ -189,15 +175,13 @@
               </w:rPr>
               <w:t xml:space="preserve">ESP32 </w:t>
             </w:r>
-            <w:proofErr w:type="spellStart"/>
-            <w:r>
-              <w:rPr>
-                <w:sz w:val="20"/>
-                <w:szCs w:val="20"/>
-              </w:rPr>
-              <w:t>DevKit</w:t>
-            </w:r>
-            <w:proofErr w:type="spellEnd"/>
+            <w:r>
+              <w:rPr>
+                <w:sz w:val="20"/>
+                <w:szCs w:val="20"/>
+              </w:rPr>
+              <w:t>Devkit</w:t>
+            </w:r>
             <w:r>
               <w:rPr>
                 <w:sz w:val="20"/>
@@ -209,12 +193,6 @@
         </w:tc>
       </w:tr>
       <w:tr>
-        <w:tblPrEx>
-          <w:tblCellMar>
-            <w:top w:w="0" w:type="dxa"/>
-            <w:bottom w:w="0" w:type="dxa"/>
-          </w:tblCellMar>
-        </w:tblPrEx>
         <w:tc>
           <w:tcPr>
             <w:tcW w:w="3000" w:type="dxa"/>
@@ -257,12 +235,6 @@
         </w:tc>
       </w:tr>
       <w:tr>
-        <w:tblPrEx>
-          <w:tblCellMar>
-            <w:top w:w="0" w:type="dxa"/>
-            <w:bottom w:w="0" w:type="dxa"/>
-          </w:tblCellMar>
-        </w:tblPrEx>
         <w:tc>
           <w:tcPr>
             <w:tcW w:w="3000" w:type="dxa"/>
@@ -305,12 +277,6 @@
         </w:tc>
       </w:tr>
       <w:tr>
-        <w:tblPrEx>
-          <w:tblCellMar>
-            <w:top w:w="0" w:type="dxa"/>
-            <w:bottom w:w="0" w:type="dxa"/>
-          </w:tblCellMar>
-        </w:tblPrEx>
         <w:tc>
           <w:tcPr>
             <w:tcW w:w="3000" w:type="dxa"/>
@@ -353,12 +319,6 @@
         </w:tc>
       </w:tr>
       <w:tr>
-        <w:tblPrEx>
-          <w:tblCellMar>
-            <w:top w:w="0" w:type="dxa"/>
-            <w:bottom w:w="0" w:type="dxa"/>
-          </w:tblCellMar>
-        </w:tblPrEx>
         <w:tc>
           <w:tcPr>
             <w:tcW w:w="3000" w:type="dxa"/>
@@ -401,12 +361,6 @@
         </w:tc>
       </w:tr>
       <w:tr>
-        <w:tblPrEx>
-          <w:tblCellMar>
-            <w:top w:w="0" w:type="dxa"/>
-            <w:bottom w:w="0" w:type="dxa"/>
-          </w:tblCellMar>
-        </w:tblPrEx>
         <w:tc>
           <w:tcPr>
             <w:tcW w:w="3000" w:type="dxa"/>
@@ -449,12 +403,6 @@
         </w:tc>
       </w:tr>
       <w:tr>
-        <w:tblPrEx>
-          <w:tblCellMar>
-            <w:top w:w="0" w:type="dxa"/>
-            <w:bottom w:w="0" w:type="dxa"/>
-          </w:tblCellMar>
-        </w:tblPrEx>
         <w:tc>
           <w:tcPr>
             <w:tcW w:w="3000" w:type="dxa"/>
@@ -497,12 +445,6 @@
         </w:tc>
       </w:tr>
       <w:tr>
-        <w:tblPrEx>
-          <w:tblCellMar>
-            <w:top w:w="0" w:type="dxa"/>
-            <w:bottom w:w="0" w:type="dxa"/>
-          </w:tblCellMar>
-        </w:tblPrEx>
         <w:tc>
           <w:tcPr>
             <w:tcW w:w="3000" w:type="dxa"/>
@@ -614,12 +556,6 @@
         <w:gridCol w:w="2960"/>
       </w:tblGrid>
       <w:tr>
-        <w:tblPrEx>
-          <w:tblCellMar>
-            <w:top w:w="0" w:type="dxa"/>
-            <w:bottom w:w="0" w:type="dxa"/>
-          </w:tblCellMar>
-        </w:tblPrEx>
         <w:trPr>
           <w:tblHeader/>
         </w:trPr>
@@ -697,12 +633,6 @@
         </w:tc>
       </w:tr>
       <w:tr>
-        <w:tblPrEx>
-          <w:tblCellMar>
-            <w:top w:w="0" w:type="dxa"/>
-            <w:bottom w:w="0" w:type="dxa"/>
-          </w:tblCellMar>
-        </w:tblPrEx>
         <w:tc>
           <w:tcPr>
             <w:tcW w:w="3200" w:type="dxa"/>
@@ -765,12 +695,6 @@
         </w:tc>
       </w:tr>
       <w:tr>
-        <w:tblPrEx>
-          <w:tblCellMar>
-            <w:top w:w="0" w:type="dxa"/>
-            <w:bottom w:w="0" w:type="dxa"/>
-          </w:tblCellMar>
-        </w:tblPrEx>
         <w:tc>
           <w:tcPr>
             <w:tcW w:w="3200" w:type="dxa"/>
@@ -833,12 +757,6 @@
         </w:tc>
       </w:tr>
       <w:tr>
-        <w:tblPrEx>
-          <w:tblCellMar>
-            <w:top w:w="0" w:type="dxa"/>
-            <w:bottom w:w="0" w:type="dxa"/>
-          </w:tblCellMar>
-        </w:tblPrEx>
         <w:tc>
           <w:tcPr>
             <w:tcW w:w="3200" w:type="dxa"/>
@@ -901,12 +819,6 @@
         </w:tc>
       </w:tr>
       <w:tr>
-        <w:tblPrEx>
-          <w:tblCellMar>
-            <w:top w:w="0" w:type="dxa"/>
-            <w:bottom w:w="0" w:type="dxa"/>
-          </w:tblCellMar>
-        </w:tblPrEx>
         <w:tc>
           <w:tcPr>
             <w:tcW w:w="3200" w:type="dxa"/>
@@ -969,12 +881,6 @@
         </w:tc>
       </w:tr>
       <w:tr>
-        <w:tblPrEx>
-          <w:tblCellMar>
-            <w:top w:w="0" w:type="dxa"/>
-            <w:bottom w:w="0" w:type="dxa"/>
-          </w:tblCellMar>
-        </w:tblPrEx>
         <w:tc>
           <w:tcPr>
             <w:tcW w:w="3200" w:type="dxa"/>
@@ -1037,12 +943,6 @@
         </w:tc>
       </w:tr>
       <w:tr>
-        <w:tblPrEx>
-          <w:tblCellMar>
-            <w:top w:w="0" w:type="dxa"/>
-            <w:bottom w:w="0" w:type="dxa"/>
-          </w:tblCellMar>
-        </w:tblPrEx>
         <w:tc>
           <w:tcPr>
             <w:tcW w:w="3200" w:type="dxa"/>
@@ -1105,12 +1005,6 @@
         </w:tc>
       </w:tr>
       <w:tr>
-        <w:tblPrEx>
-          <w:tblCellMar>
-            <w:top w:w="0" w:type="dxa"/>
-            <w:bottom w:w="0" w:type="dxa"/>
-          </w:tblCellMar>
-        </w:tblPrEx>
         <w:tc>
           <w:tcPr>
             <w:tcW w:w="3200" w:type="dxa"/>
@@ -1173,12 +1067,6 @@
         </w:tc>
       </w:tr>
       <w:tr>
-        <w:tblPrEx>
-          <w:tblCellMar>
-            <w:top w:w="0" w:type="dxa"/>
-            <w:bottom w:w="0" w:type="dxa"/>
-          </w:tblCellMar>
-        </w:tblPrEx>
         <w:tc>
           <w:tcPr>
             <w:tcW w:w="3200" w:type="dxa"/>
@@ -1256,17 +1144,12 @@
         <w:t xml:space="preserve">all ECHO pins are compile-time asserted to be below GPIO 32, since the interrupt handlers read pin state directly from the GPIO_IN_REG register for speed rather than calling </w:t>
       </w:r>
       <w:proofErr w:type="spellStart"/>
-      <w:proofErr w:type="gramStart"/>
       <w:r>
         <w:t>digitalRead</w:t>
       </w:r>
       <w:proofErr w:type="spellEnd"/>
       <w:r>
-        <w:t>(</w:t>
-      </w:r>
-      <w:proofErr w:type="gramEnd"/>
-      <w:r>
-        <w:t>).</w:t>
+        <w:t>().</w:t>
       </w:r>
     </w:p>
     <w:p>
@@ -1324,12 +1207,6 @@
         <w:gridCol w:w="1500"/>
       </w:tblGrid>
       <w:tr>
-        <w:tblPrEx>
-          <w:tblCellMar>
-            <w:top w:w="0" w:type="dxa"/>
-            <w:bottom w:w="0" w:type="dxa"/>
-          </w:tblCellMar>
-        </w:tblPrEx>
         <w:trPr>
           <w:tblHeader/>
         </w:trPr>
@@ -1383,12 +1260,6 @@
         </w:tc>
       </w:tr>
       <w:tr>
-        <w:tblPrEx>
-          <w:tblCellMar>
-            <w:top w:w="0" w:type="dxa"/>
-            <w:bottom w:w="0" w:type="dxa"/>
-          </w:tblCellMar>
-        </w:tblPrEx>
         <w:tc>
           <w:tcPr>
             <w:tcW w:w="7860" w:type="dxa"/>
@@ -1501,12 +1372,6 @@
         <w:gridCol w:w="1500"/>
       </w:tblGrid>
       <w:tr>
-        <w:tblPrEx>
-          <w:tblCellMar>
-            <w:top w:w="0" w:type="dxa"/>
-            <w:bottom w:w="0" w:type="dxa"/>
-          </w:tblCellMar>
-        </w:tblPrEx>
         <w:trPr>
           <w:tblHeader/>
         </w:trPr>
@@ -1560,12 +1425,6 @@
         </w:tc>
       </w:tr>
       <w:tr>
-        <w:tblPrEx>
-          <w:tblCellMar>
-            <w:top w:w="0" w:type="dxa"/>
-            <w:bottom w:w="0" w:type="dxa"/>
-          </w:tblCellMar>
-        </w:tblPrEx>
         <w:tc>
           <w:tcPr>
             <w:tcW w:w="7860" w:type="dxa"/>
@@ -1608,12 +1467,6 @@
         </w:tc>
       </w:tr>
       <w:tr>
-        <w:tblPrEx>
-          <w:tblCellMar>
-            <w:top w:w="0" w:type="dxa"/>
-            <w:bottom w:w="0" w:type="dxa"/>
-          </w:tblCellMar>
-        </w:tblPrEx>
         <w:tc>
           <w:tcPr>
             <w:tcW w:w="7860" w:type="dxa"/>
@@ -1656,12 +1509,6 @@
         </w:tc>
       </w:tr>
       <w:tr>
-        <w:tblPrEx>
-          <w:tblCellMar>
-            <w:top w:w="0" w:type="dxa"/>
-            <w:bottom w:w="0" w:type="dxa"/>
-          </w:tblCellMar>
-        </w:tblPrEx>
         <w:tc>
           <w:tcPr>
             <w:tcW w:w="7860" w:type="dxa"/>
@@ -1720,17 +1567,12 @@
         <w:t>()/</w:t>
       </w:r>
       <w:proofErr w:type="spellStart"/>
-      <w:proofErr w:type="gramStart"/>
       <w:r>
         <w:t>setMotorB</w:t>
       </w:r>
       <w:proofErr w:type="spellEnd"/>
       <w:r>
-        <w:t>(</w:t>
-      </w:r>
-      <w:proofErr w:type="gramEnd"/>
-      <w:r>
-        <w:t>), so turning is achieved by spinning the two wheels at different speeds or in opposite directions rather than through a steering mechanism. N20 motors are a common small-robot choice because their integrated metal gearbox delivers usable torque at low voltage in a very compact housing. The matching wheels convert that rotation into forward motion, while the caster wheel is a free-rolling, non-driven support wheel (typically at the rear) that keeps the chassis level and balanced without adding a third drive motor or steering linkage.</w:t>
+        <w:t>(), so turning is achieved by spinning the two wheels at different speeds or in opposite directions rather than through a steering mechanism. N20 motors are a common small-robot choice because their integrated metal gearbox delivers usable torque at low voltage in a very compact housing. The matching wheels convert that rotation into forward motion, while the caster wheel is a free-rolling, non-driven support wheel (typically at the rear) that keeps the chassis level and balanced without adding a third drive motor or steering linkage.</w:t>
       </w:r>
     </w:p>
     <w:p>
@@ -1763,12 +1605,6 @@
         <w:gridCol w:w="1500"/>
       </w:tblGrid>
       <w:tr>
-        <w:tblPrEx>
-          <w:tblCellMar>
-            <w:top w:w="0" w:type="dxa"/>
-            <w:bottom w:w="0" w:type="dxa"/>
-          </w:tblCellMar>
-        </w:tblPrEx>
         <w:trPr>
           <w:tblHeader/>
         </w:trPr>
@@ -1822,12 +1658,6 @@
         </w:tc>
       </w:tr>
       <w:tr>
-        <w:tblPrEx>
-          <w:tblCellMar>
-            <w:top w:w="0" w:type="dxa"/>
-            <w:bottom w:w="0" w:type="dxa"/>
-          </w:tblCellMar>
-        </w:tblPrEx>
         <w:tc>
           <w:tcPr>
             <w:tcW w:w="7860" w:type="dxa"/>
@@ -1886,17 +1716,12 @@
         <w:t>()/</w:t>
       </w:r>
       <w:proofErr w:type="spellStart"/>
-      <w:proofErr w:type="gramStart"/>
       <w:r>
         <w:t>setMotorB</w:t>
       </w:r>
       <w:proofErr w:type="spellEnd"/>
       <w:r>
-        <w:t>(</w:t>
-      </w:r>
-      <w:proofErr w:type="gramEnd"/>
-      <w:r>
-        <w:t xml:space="preserve">) and </w:t>
+        <w:t xml:space="preserve">() and </w:t>
       </w:r>
       <w:proofErr w:type="spellStart"/>
       <w:r>
@@ -1915,30 +1740,20 @@
         <w:t>()/</w:t>
       </w:r>
       <w:proofErr w:type="spellStart"/>
-      <w:proofErr w:type="gramStart"/>
       <w:r>
         <w:t>driveRight</w:t>
       </w:r>
       <w:proofErr w:type="spellEnd"/>
       <w:r>
-        <w:t>(</w:t>
-      </w:r>
-      <w:proofErr w:type="gramEnd"/>
-      <w:r>
-        <w:t xml:space="preserve">) translate into. The STBY pin enables/disables the whole driver; the firmware holds it high at startup and uses </w:t>
+        <w:t xml:space="preserve">() translate into. The STBY pin enables/disables the whole driver; the firmware holds it high at startup and uses </w:t>
       </w:r>
       <w:proofErr w:type="spellStart"/>
-      <w:proofErr w:type="gramStart"/>
       <w:r>
         <w:t>motorStop</w:t>
       </w:r>
       <w:proofErr w:type="spellEnd"/>
       <w:r>
-        <w:t>(</w:t>
-      </w:r>
-      <w:proofErr w:type="gramEnd"/>
-      <w:r>
-        <w:t>) (zero PWM, direction pins low) rather than STBY toggling for routine stops.</w:t>
+        <w:t>() (zero PWM, direction pins low) rather than STBY toggling for routine stops.</w:t>
       </w:r>
     </w:p>
     <w:p>
@@ -1971,12 +1786,6 @@
         <w:gridCol w:w="1500"/>
       </w:tblGrid>
       <w:tr>
-        <w:tblPrEx>
-          <w:tblCellMar>
-            <w:top w:w="0" w:type="dxa"/>
-            <w:bottom w:w="0" w:type="dxa"/>
-          </w:tblCellMar>
-        </w:tblPrEx>
         <w:trPr>
           <w:tblHeader/>
         </w:trPr>
@@ -2030,12 +1839,6 @@
         </w:tc>
       </w:tr>
       <w:tr>
-        <w:tblPrEx>
-          <w:tblCellMar>
-            <w:top w:w="0" w:type="dxa"/>
-            <w:bottom w:w="0" w:type="dxa"/>
-          </w:tblCellMar>
-        </w:tblPrEx>
         <w:tc>
           <w:tcPr>
             <w:tcW w:w="7860" w:type="dxa"/>
@@ -2087,25 +1890,12 @@
         <w:t>Three HC-SR04 ultrasonic rangefinders — mounted facing front, left, and right — are the robot's only means of perceiving the maze. Each sensor measures distance by timing the echo of a 40 kHz ultrasonic pulse: the firmware issues a short trigger pulse and measures how long the echo line stays high, converting that time-of-flight into a distance in centimetres (</w:t>
       </w:r>
       <w:proofErr w:type="spellStart"/>
-      <w:proofErr w:type="gramStart"/>
       <w:r>
         <w:t>pulseWidthToCm</w:t>
       </w:r>
       <w:proofErr w:type="spellEnd"/>
       <w:r>
-        <w:t>(</w:t>
-      </w:r>
-      <w:proofErr w:type="gramEnd"/>
-      <w:r>
-        <w:t xml:space="preserve">)). The front sensor detects an oncoming wall (deciding when to turn or reverse); the left and right sensors detect corridor width and feed the wall-following/centre-following navigation controller (§4.3). All three are read by a single round-robin scheduler (§4.1) rather than simultaneously, which avoids acoustic </w:t>
-      </w:r>
-      <w:proofErr w:type="gramStart"/>
-      <w:r>
-        <w:t>cross-talk</w:t>
-      </w:r>
-      <w:proofErr w:type="gramEnd"/>
-      <w:r>
-        <w:t xml:space="preserve"> between sensors.</w:t>
+        <w:t>()). The front sensor detects an oncoming wall (deciding when to turn or reverse); the left and right sensors detect corridor width and feed the wall-following/centre-following navigation controller (§4.3). All three are read by a single round-robin scheduler (§4.1) rather than simultaneously, which avoids acoustic cross-talk between sensors.</w:t>
       </w:r>
     </w:p>
     <w:p>
@@ -2138,12 +1928,6 @@
         <w:gridCol w:w="1500"/>
       </w:tblGrid>
       <w:tr>
-        <w:tblPrEx>
-          <w:tblCellMar>
-            <w:top w:w="0" w:type="dxa"/>
-            <w:bottom w:w="0" w:type="dxa"/>
-          </w:tblCellMar>
-        </w:tblPrEx>
         <w:trPr>
           <w:tblHeader/>
         </w:trPr>
@@ -2197,12 +1981,6 @@
         </w:tc>
       </w:tr>
       <w:tr>
-        <w:tblPrEx>
-          <w:tblCellMar>
-            <w:top w:w="0" w:type="dxa"/>
-            <w:bottom w:w="0" w:type="dxa"/>
-          </w:tblCellMar>
-        </w:tblPrEx>
         <w:tc>
           <w:tcPr>
             <w:tcW w:w="7860" w:type="dxa"/>
@@ -2245,12 +2023,6 @@
         </w:tc>
       </w:tr>
       <w:tr>
-        <w:tblPrEx>
-          <w:tblCellMar>
-            <w:top w:w="0" w:type="dxa"/>
-            <w:bottom w:w="0" w:type="dxa"/>
-          </w:tblCellMar>
-        </w:tblPrEx>
         <w:tc>
           <w:tcPr>
             <w:tcW w:w="7860" w:type="dxa"/>
@@ -2293,12 +2065,6 @@
         </w:tc>
       </w:tr>
       <w:tr>
-        <w:tblPrEx>
-          <w:tblCellMar>
-            <w:top w:w="0" w:type="dxa"/>
-            <w:bottom w:w="0" w:type="dxa"/>
-          </w:tblCellMar>
-        </w:tblPrEx>
         <w:tc>
           <w:tcPr>
             <w:tcW w:w="7860" w:type="dxa"/>
@@ -2379,12 +2145,6 @@
         <w:gridCol w:w="1500"/>
       </w:tblGrid>
       <w:tr>
-        <w:tblPrEx>
-          <w:tblCellMar>
-            <w:top w:w="0" w:type="dxa"/>
-            <w:bottom w:w="0" w:type="dxa"/>
-          </w:tblCellMar>
-        </w:tblPrEx>
         <w:trPr>
           <w:tblHeader/>
         </w:trPr>
@@ -2438,12 +2198,6 @@
         </w:tc>
       </w:tr>
       <w:tr>
-        <w:tblPrEx>
-          <w:tblCellMar>
-            <w:top w:w="0" w:type="dxa"/>
-            <w:bottom w:w="0" w:type="dxa"/>
-          </w:tblCellMar>
-        </w:tblPrEx>
         <w:tc>
           <w:tcPr>
             <w:tcW w:w="7860" w:type="dxa"/>
@@ -2486,12 +2240,6 @@
         </w:tc>
       </w:tr>
       <w:tr>
-        <w:tblPrEx>
-          <w:tblCellMar>
-            <w:top w:w="0" w:type="dxa"/>
-            <w:bottom w:w="0" w:type="dxa"/>
-          </w:tblCellMar>
-        </w:tblPrEx>
         <w:tc>
           <w:tcPr>
             <w:tcW w:w="7860" w:type="dxa"/>
@@ -2534,12 +2282,6 @@
         </w:tc>
       </w:tr>
       <w:tr>
-        <w:tblPrEx>
-          <w:tblCellMar>
-            <w:top w:w="0" w:type="dxa"/>
-            <w:bottom w:w="0" w:type="dxa"/>
-          </w:tblCellMar>
-        </w:tblPrEx>
         <w:tc>
           <w:tcPr>
             <w:tcW w:w="7860" w:type="dxa"/>
@@ -2620,12 +2362,6 @@
         <w:gridCol w:w="1500"/>
       </w:tblGrid>
       <w:tr>
-        <w:tblPrEx>
-          <w:tblCellMar>
-            <w:top w:w="0" w:type="dxa"/>
-            <w:bottom w:w="0" w:type="dxa"/>
-          </w:tblCellMar>
-        </w:tblPrEx>
         <w:trPr>
           <w:tblHeader/>
         </w:trPr>
@@ -2679,12 +2415,6 @@
         </w:tc>
       </w:tr>
       <w:tr>
-        <w:tblPrEx>
-          <w:tblCellMar>
-            <w:top w:w="0" w:type="dxa"/>
-            <w:bottom w:w="0" w:type="dxa"/>
-          </w:tblCellMar>
-        </w:tblPrEx>
         <w:tc>
           <w:tcPr>
             <w:tcW w:w="7860" w:type="dxa"/>
@@ -2769,12 +2499,6 @@
         <w:gridCol w:w="1500"/>
       </w:tblGrid>
       <w:tr>
-        <w:tblPrEx>
-          <w:tblCellMar>
-            <w:top w:w="0" w:type="dxa"/>
-            <w:bottom w:w="0" w:type="dxa"/>
-          </w:tblCellMar>
-        </w:tblPrEx>
         <w:trPr>
           <w:tblHeader/>
         </w:trPr>
@@ -2828,12 +2552,6 @@
         </w:tc>
       </w:tr>
       <w:tr>
-        <w:tblPrEx>
-          <w:tblCellMar>
-            <w:top w:w="0" w:type="dxa"/>
-            <w:bottom w:w="0" w:type="dxa"/>
-          </w:tblCellMar>
-        </w:tblPrEx>
         <w:tc>
           <w:tcPr>
             <w:tcW w:w="7860" w:type="dxa"/>
@@ -2876,12 +2594,6 @@
         </w:tc>
       </w:tr>
       <w:tr>
-        <w:tblPrEx>
-          <w:tblCellMar>
-            <w:top w:w="0" w:type="dxa"/>
-            <w:bottom w:w="0" w:type="dxa"/>
-          </w:tblCellMar>
-        </w:tblPrEx>
         <w:tc>
           <w:tcPr>
             <w:tcW w:w="7860" w:type="dxa"/>
@@ -2924,12 +2636,6 @@
         </w:tc>
       </w:tr>
       <w:tr>
-        <w:tblPrEx>
-          <w:tblCellMar>
-            <w:top w:w="0" w:type="dxa"/>
-            <w:bottom w:w="0" w:type="dxa"/>
-          </w:tblCellMar>
-        </w:tblPrEx>
         <w:tc>
           <w:tcPr>
             <w:tcW w:w="7860" w:type="dxa"/>
@@ -2972,12 +2678,6 @@
         </w:tc>
       </w:tr>
       <w:tr>
-        <w:tblPrEx>
-          <w:tblCellMar>
-            <w:top w:w="0" w:type="dxa"/>
-            <w:bottom w:w="0" w:type="dxa"/>
-          </w:tblCellMar>
-        </w:tblPrEx>
         <w:tc>
           <w:tcPr>
             <w:tcW w:w="7860" w:type="dxa"/>
@@ -3056,15 +2756,7 @@
         <w:spacing w:after="160"/>
       </w:pPr>
       <w:r>
-        <w:t xml:space="preserve">The firmware is a single non-blocking Arduino sketch (~1,560 lines) structured around four cooperating subsystems, all serviced from one </w:t>
-      </w:r>
-      <w:proofErr w:type="gramStart"/>
-      <w:r>
-        <w:t>loop(</w:t>
-      </w:r>
-      <w:proofErr w:type="gramEnd"/>
-      <w:r>
-        <w:t>) call per iteration:</w:t>
+        <w:t>The firmware is a single non-blocking Arduino sketch (~1,560 lines) structured around four cooperating subsystems, all serviced from one loop() call per iteration:</w:t>
       </w:r>
     </w:p>
     <w:p>
@@ -3124,15 +2816,7 @@
         <w:spacing w:after="160"/>
       </w:pPr>
       <w:r>
-        <w:t xml:space="preserve">No part of the main loop uses </w:t>
-      </w:r>
-      <w:proofErr w:type="gramStart"/>
-      <w:r>
-        <w:t>delay(</w:t>
-      </w:r>
-      <w:proofErr w:type="gramEnd"/>
-      <w:r>
-        <w:t xml:space="preserve">); all timing is handled with </w:t>
+        <w:t xml:space="preserve">No part of the main loop uses delay(); all timing is handled with </w:t>
       </w:r>
       <w:proofErr w:type="spellStart"/>
       <w:r>
@@ -3140,15 +2824,7 @@
       </w:r>
       <w:proofErr w:type="spellEnd"/>
       <w:r>
-        <w:t>()/</w:t>
-      </w:r>
-      <w:proofErr w:type="gramStart"/>
-      <w:r>
-        <w:t>micros(</w:t>
-      </w:r>
-      <w:proofErr w:type="gramEnd"/>
-      <w:r>
-        <w:t>) comparisons and phase state machines, keeping the sensor scheduler, FSM and display responsive on every iteration.</w:t>
+        <w:t>()/micros() comparisons and phase state machines, keeping the sensor scheduler, FSM and display responsive on every iteration.</w:t>
       </w:r>
     </w:p>
     <w:p>
@@ -3168,19 +2844,11 @@
       </w:r>
       <w:proofErr w:type="spellStart"/>
       <w:r>
-        <w:t>esp_timer_get_</w:t>
-      </w:r>
-      <w:proofErr w:type="gramStart"/>
-      <w:r>
-        <w:t>time</w:t>
+        <w:t>esp_timer_get_time</w:t>
       </w:r>
       <w:proofErr w:type="spellEnd"/>
       <w:r>
-        <w:t>(</w:t>
-      </w:r>
-      <w:proofErr w:type="gramEnd"/>
-      <w:r>
-        <w:t>) for microsecond resolution.</w:t>
+        <w:t>() for microsecond resolution.</w:t>
       </w:r>
     </w:p>
     <w:p>
@@ -3308,64 +2976,36 @@
         <w:t>()/</w:t>
       </w:r>
       <w:proofErr w:type="spellStart"/>
-      <w:proofErr w:type="gramStart"/>
       <w:r>
         <w:t>setMotorB</w:t>
       </w:r>
       <w:proofErr w:type="spellEnd"/>
       <w:r>
-        <w:t>(</w:t>
-      </w:r>
-      <w:proofErr w:type="gramEnd"/>
-      <w:r>
-        <w:t>) accept a signed speed (-</w:t>
-      </w:r>
-      <w:proofErr w:type="gramStart"/>
-      <w:r>
-        <w:t>255..</w:t>
-      </w:r>
-      <w:proofErr w:type="gramEnd"/>
-      <w:r>
-        <w:t xml:space="preserve">255) and set the corresponding direction pins plus PWM duty cycle; </w:t>
+        <w:t xml:space="preserve">() accept a signed speed (-255..255) and set the corresponding direction pins plus PWM duty cycle; </w:t>
       </w:r>
       <w:proofErr w:type="spellStart"/>
-      <w:proofErr w:type="gramStart"/>
       <w:r>
         <w:t>driveForward</w:t>
       </w:r>
       <w:proofErr w:type="spellEnd"/>
       <w:r>
-        <w:t>(</w:t>
-      </w:r>
-      <w:proofErr w:type="gramEnd"/>
-      <w:r>
-        <w:t xml:space="preserve">), </w:t>
+        <w:t xml:space="preserve">(), </w:t>
       </w:r>
       <w:proofErr w:type="spellStart"/>
-      <w:proofErr w:type="gramStart"/>
       <w:r>
         <w:t>driveRight</w:t>
       </w:r>
       <w:proofErr w:type="spellEnd"/>
       <w:r>
-        <w:t>(</w:t>
-      </w:r>
-      <w:proofErr w:type="gramEnd"/>
-      <w:r>
-        <w:t xml:space="preserve">), and </w:t>
+        <w:t xml:space="preserve">(), and </w:t>
       </w:r>
       <w:proofErr w:type="spellStart"/>
-      <w:proofErr w:type="gramStart"/>
       <w:r>
         <w:t>driveLeft</w:t>
       </w:r>
       <w:proofErr w:type="spellEnd"/>
       <w:r>
-        <w:t>(</w:t>
-      </w:r>
-      <w:proofErr w:type="gramEnd"/>
-      <w:r>
-        <w:t xml:space="preserve">) compose these into the robot's basic </w:t>
+        <w:t xml:space="preserve">() compose these into the robot's basic </w:t>
       </w:r>
       <w:proofErr w:type="spellStart"/>
       <w:r>
@@ -3483,25 +3123,7 @@
           <w:sz w:val="19"/>
           <w:szCs w:val="19"/>
         </w:rPr>
-        <w:t xml:space="preserve"> + KD_CENTER</w:t>
-      </w:r>
-      <w:proofErr w:type="gramStart"/>
-      <w:r>
-        <w:rPr>
-          <w:rFonts w:ascii="Consolas" w:eastAsia="Consolas" w:hAnsi="Consolas" w:cs="Consolas"/>
-          <w:sz w:val="19"/>
-          <w:szCs w:val="19"/>
-        </w:rPr>
-        <w:t>·(</w:t>
-      </w:r>
-      <w:proofErr w:type="gramEnd"/>
-      <w:r>
-        <w:rPr>
-          <w:rFonts w:ascii="Consolas" w:eastAsia="Consolas" w:hAnsi="Consolas" w:cs="Consolas"/>
-          <w:sz w:val="19"/>
-          <w:szCs w:val="19"/>
-        </w:rPr>
-        <w:t xml:space="preserve">error − </w:t>
+        <w:t xml:space="preserve"> + KD_CENTER·(error − </w:t>
       </w:r>
       <w:proofErr w:type="spellStart"/>
       <w:r>
@@ -3522,7 +3144,6 @@
         <w:t xml:space="preserve">) </w:t>
       </w:r>
       <w:proofErr w:type="spellStart"/>
-      <w:proofErr w:type="gramStart"/>
       <w:r>
         <w:rPr>
           <w:rFonts w:ascii="Consolas" w:eastAsia="Consolas" w:hAnsi="Consolas" w:cs="Consolas"/>
@@ -3538,16 +3159,7 @@
           <w:sz w:val="19"/>
           <w:szCs w:val="19"/>
         </w:rPr>
-        <w:t xml:space="preserve">  =</w:t>
-      </w:r>
-      <w:proofErr w:type="gramEnd"/>
-      <w:r>
-        <w:rPr>
-          <w:rFonts w:ascii="Consolas" w:eastAsia="Consolas" w:hAnsi="Consolas" w:cs="Consolas"/>
-          <w:sz w:val="19"/>
-          <w:szCs w:val="19"/>
-        </w:rPr>
-        <w:t xml:space="preserve"> BASE_SPEED + correction </w:t>
+        <w:t xml:space="preserve">  = BASE_SPEED + correction </w:t>
       </w:r>
       <w:proofErr w:type="spellStart"/>
       <w:r>
@@ -3591,12 +3203,6 @@
         <w:gridCol w:w="5160"/>
       </w:tblGrid>
       <w:tr>
-        <w:tblPrEx>
-          <w:tblCellMar>
-            <w:top w:w="0" w:type="dxa"/>
-            <w:bottom w:w="0" w:type="dxa"/>
-          </w:tblCellMar>
-        </w:tblPrEx>
         <w:trPr>
           <w:tblHeader/>
         </w:trPr>
@@ -3674,12 +3280,6 @@
         </w:tc>
       </w:tr>
       <w:tr>
-        <w:tblPrEx>
-          <w:tblCellMar>
-            <w:top w:w="0" w:type="dxa"/>
-            <w:bottom w:w="0" w:type="dxa"/>
-          </w:tblCellMar>
-        </w:tblPrEx>
         <w:tc>
           <w:tcPr>
             <w:tcW w:w="2400" w:type="dxa"/>
@@ -3742,12 +3342,6 @@
         </w:tc>
       </w:tr>
       <w:tr>
-        <w:tblPrEx>
-          <w:tblCellMar>
-            <w:top w:w="0" w:type="dxa"/>
-            <w:bottom w:w="0" w:type="dxa"/>
-          </w:tblCellMar>
-        </w:tblPrEx>
         <w:tc>
           <w:tcPr>
             <w:tcW w:w="2400" w:type="dxa"/>
@@ -3810,12 +3404,6 @@
         </w:tc>
       </w:tr>
       <w:tr>
-        <w:tblPrEx>
-          <w:tblCellMar>
-            <w:top w:w="0" w:type="dxa"/>
-            <w:bottom w:w="0" w:type="dxa"/>
-          </w:tblCellMar>
-        </w:tblPrEx>
         <w:tc>
           <w:tcPr>
             <w:tcW w:w="2400" w:type="dxa"/>
@@ -3878,12 +3466,6 @@
         </w:tc>
       </w:tr>
       <w:tr>
-        <w:tblPrEx>
-          <w:tblCellMar>
-            <w:top w:w="0" w:type="dxa"/>
-            <w:bottom w:w="0" w:type="dxa"/>
-          </w:tblCellMar>
-        </w:tblPrEx>
         <w:tc>
           <w:tcPr>
             <w:tcW w:w="2400" w:type="dxa"/>
@@ -3946,12 +3528,6 @@
         </w:tc>
       </w:tr>
       <w:tr>
-        <w:tblPrEx>
-          <w:tblCellMar>
-            <w:top w:w="0" w:type="dxa"/>
-            <w:bottom w:w="0" w:type="dxa"/>
-          </w:tblCellMar>
-        </w:tblPrEx>
         <w:tc>
           <w:tcPr>
             <w:tcW w:w="2400" w:type="dxa"/>
@@ -4014,12 +3590,6 @@
         </w:tc>
       </w:tr>
       <w:tr>
-        <w:tblPrEx>
-          <w:tblCellMar>
-            <w:top w:w="0" w:type="dxa"/>
-            <w:bottom w:w="0" w:type="dxa"/>
-          </w:tblCellMar>
-        </w:tblPrEx>
         <w:tc>
           <w:tcPr>
             <w:tcW w:w="2400" w:type="dxa"/>
@@ -4134,30 +3704,20 @@
         <w:t>Integral reset on state transition — every FSM state change (</w:t>
       </w:r>
       <w:proofErr w:type="spellStart"/>
-      <w:proofErr w:type="gramStart"/>
       <w:r>
         <w:t>enterState</w:t>
       </w:r>
       <w:proofErr w:type="spellEnd"/>
       <w:r>
-        <w:t>(</w:t>
-      </w:r>
-      <w:proofErr w:type="gramEnd"/>
-      <w:r>
-        <w:t xml:space="preserve">)) calls </w:t>
+        <w:t xml:space="preserve">()) calls </w:t>
       </w:r>
       <w:proofErr w:type="spellStart"/>
-      <w:proofErr w:type="gramStart"/>
       <w:r>
         <w:t>resetPID</w:t>
       </w:r>
       <w:proofErr w:type="spellEnd"/>
       <w:r>
-        <w:t>(</w:t>
-      </w:r>
-      <w:proofErr w:type="gramEnd"/>
-      <w:r>
-        <w:t>), preventing wind-up from one corridor from biasing the first correction in the next.</w:t>
+        <w:t>(), preventing wind-up from one corridor from biasing the first correction in the next.</w:t>
       </w:r>
     </w:p>
     <w:p>
@@ -4219,12 +3779,6 @@
         <w:gridCol w:w="4560"/>
       </w:tblGrid>
       <w:tr>
-        <w:tblPrEx>
-          <w:tblCellMar>
-            <w:top w:w="0" w:type="dxa"/>
-            <w:bottom w:w="0" w:type="dxa"/>
-          </w:tblCellMar>
-        </w:tblPrEx>
         <w:trPr>
           <w:tblHeader/>
         </w:trPr>
@@ -4302,12 +3856,6 @@
         </w:tc>
       </w:tr>
       <w:tr>
-        <w:tblPrEx>
-          <w:tblCellMar>
-            <w:top w:w="0" w:type="dxa"/>
-            <w:bottom w:w="0" w:type="dxa"/>
-          </w:tblCellMar>
-        </w:tblPrEx>
         <w:tc>
           <w:tcPr>
             <w:tcW w:w="2200" w:type="dxa"/>
@@ -4320,7 +3868,6 @@
           </w:tcPr>
           <w:p>
             <w:proofErr w:type="spellStart"/>
-            <w:proofErr w:type="gramStart"/>
             <w:r>
               <w:rPr>
                 <w:sz w:val="20"/>
@@ -4334,15 +3881,7 @@
                 <w:sz w:val="20"/>
                 <w:szCs w:val="20"/>
               </w:rPr>
-              <w:t>(</w:t>
-            </w:r>
-            <w:proofErr w:type="gramEnd"/>
-            <w:r>
-              <w:rPr>
-                <w:sz w:val="20"/>
-                <w:szCs w:val="20"/>
-              </w:rPr>
-              <w:t>)</w:t>
+              <w:t>()</w:t>
             </w:r>
           </w:p>
         </w:tc>
@@ -4397,12 +3936,6 @@
         </w:tc>
       </w:tr>
       <w:tr>
-        <w:tblPrEx>
-          <w:tblCellMar>
-            <w:top w:w="0" w:type="dxa"/>
-            <w:bottom w:w="0" w:type="dxa"/>
-          </w:tblCellMar>
-        </w:tblPrEx>
         <w:tc>
           <w:tcPr>
             <w:tcW w:w="2200" w:type="dxa"/>
@@ -4415,7 +3948,6 @@
           </w:tcPr>
           <w:p>
             <w:proofErr w:type="spellStart"/>
-            <w:proofErr w:type="gramStart"/>
             <w:r>
               <w:rPr>
                 <w:sz w:val="20"/>
@@ -4429,15 +3961,7 @@
                 <w:sz w:val="20"/>
                 <w:szCs w:val="20"/>
               </w:rPr>
-              <w:t>(</w:t>
-            </w:r>
-            <w:proofErr w:type="gramEnd"/>
-            <w:r>
-              <w:rPr>
-                <w:sz w:val="20"/>
-                <w:szCs w:val="20"/>
-              </w:rPr>
-              <w:t>)</w:t>
+              <w:t>()</w:t>
             </w:r>
           </w:p>
         </w:tc>
@@ -4492,12 +4016,6 @@
         </w:tc>
       </w:tr>
       <w:tr>
-        <w:tblPrEx>
-          <w:tblCellMar>
-            <w:top w:w="0" w:type="dxa"/>
-            <w:bottom w:w="0" w:type="dxa"/>
-          </w:tblCellMar>
-        </w:tblPrEx>
         <w:tc>
           <w:tcPr>
             <w:tcW w:w="2200" w:type="dxa"/>
@@ -4510,7 +4028,6 @@
           </w:tcPr>
           <w:p>
             <w:proofErr w:type="spellStart"/>
-            <w:proofErr w:type="gramStart"/>
             <w:r>
               <w:rPr>
                 <w:sz w:val="20"/>
@@ -4524,15 +4041,7 @@
                 <w:sz w:val="20"/>
                 <w:szCs w:val="20"/>
               </w:rPr>
-              <w:t>(</w:t>
-            </w:r>
-            <w:proofErr w:type="gramEnd"/>
-            <w:r>
-              <w:rPr>
-                <w:sz w:val="20"/>
-                <w:szCs w:val="20"/>
-              </w:rPr>
-              <w:t>)</w:t>
+              <w:t>()</w:t>
             </w:r>
           </w:p>
         </w:tc>
@@ -4587,12 +4096,6 @@
         </w:tc>
       </w:tr>
       <w:tr>
-        <w:tblPrEx>
-          <w:tblCellMar>
-            <w:top w:w="0" w:type="dxa"/>
-            <w:bottom w:w="0" w:type="dxa"/>
-          </w:tblCellMar>
-        </w:tblPrEx>
         <w:tc>
           <w:tcPr>
             <w:tcW w:w="2200" w:type="dxa"/>
@@ -4605,7 +4108,6 @@
           </w:tcPr>
           <w:p>
             <w:proofErr w:type="spellStart"/>
-            <w:proofErr w:type="gramStart"/>
             <w:r>
               <w:rPr>
                 <w:sz w:val="20"/>
@@ -4619,15 +4121,7 @@
                 <w:sz w:val="20"/>
                 <w:szCs w:val="20"/>
               </w:rPr>
-              <w:t>(</w:t>
-            </w:r>
-            <w:proofErr w:type="gramEnd"/>
-            <w:r>
-              <w:rPr>
-                <w:sz w:val="20"/>
-                <w:szCs w:val="20"/>
-              </w:rPr>
-              <w:t>)</w:t>
+              <w:t>()</w:t>
             </w:r>
           </w:p>
         </w:tc>
@@ -4812,17 +4306,12 @@
         <w:t xml:space="preserve">Every state transition passes through </w:t>
       </w:r>
       <w:proofErr w:type="spellStart"/>
-      <w:proofErr w:type="gramStart"/>
       <w:r>
         <w:t>enterState</w:t>
       </w:r>
       <w:proofErr w:type="spellEnd"/>
       <w:r>
-        <w:t>(</w:t>
-      </w:r>
-      <w:proofErr w:type="gramEnd"/>
-      <w:r>
-        <w:t>), which resets the PID/PD integrators and triggers any entry action (starting a turn timer, issuing a directional beep, etc.), keeping transition side effects in one place rather than scattered through the update logic.</w:t>
+        <w:t>(), which resets the PID/PD integrators and triggers any entry action (starting a turn timer, issuing a directional beep, etc.), keeping transition side effects in one place rather than scattered through the update logic.</w:t>
       </w:r>
     </w:p>
     <w:p>
@@ -4844,15 +4333,7 @@
         <w:spacing w:after="160"/>
       </w:pPr>
       <w:r>
-        <w:t xml:space="preserve">The SSD1306 renders an animated robot face — eyes with idle glancing and periodic randomised blinking, eyebrows, and (as of v8.1) a mouth whose shape reflects the current FSM state: a closed smile while driving forward, a smirking tilt while turning, a flat parted “hmm” while searching, and a wide-open frown in STUCK/REVERSING. A divider line and text label beneath the face show the current state name, with an optional debug line (DEBUG_OLED flag) printing </w:t>
-      </w:r>
-      <w:proofErr w:type="gramStart"/>
-      <w:r>
-        <w:t>live front/left/right distances</w:t>
-      </w:r>
-      <w:proofErr w:type="gramEnd"/>
-      <w:r>
-        <w:t>.</w:t>
+        <w:t>The SSD1306 renders an animated robot face — eyes with idle glancing and periodic randomised blinking, eyebrows, and (as of v8.1) a mouth whose shape reflects the current FSM state: a closed smile while driving forward, a smirking tilt while turning, a flat parted “hmm” while searching, and a wide-open frown in STUCK/REVERSING. A divider line and text label beneath the face show the current state name, with an optional debug line (DEBUG_OLED flag) printing live front/left/right distances.</w:t>
       </w:r>
     </w:p>
     <w:p>
@@ -4868,15 +4349,7 @@
         <w:spacing w:after="160"/>
       </w:pPr>
       <w:r>
-        <w:t xml:space="preserve">A non-blocking sequence player drives the buzzer through short on/off note patterns rather than blocking </w:t>
-      </w:r>
-      <w:proofErr w:type="gramStart"/>
-      <w:r>
-        <w:t>delay(</w:t>
-      </w:r>
-      <w:proofErr w:type="gramEnd"/>
-      <w:r>
-        <w:t>) calls: a rising two-note pattern for right turns, a falling two-note pattern for left turns, and a triple-beep pattern when the robot declares itself stuck.</w:t>
+        <w:t>A non-blocking sequence player drives the buzzer through short on/off note patterns rather than blocking delay() calls: a rising two-note pattern for right turns, a falling two-note pattern for left turns, and a triple-beep pattern when the robot declares itself stuck.</w:t>
       </w:r>
     </w:p>
     <w:p>
@@ -4910,12 +4383,6 @@
         <w:gridCol w:w="5360"/>
       </w:tblGrid>
       <w:tr>
-        <w:tblPrEx>
-          <w:tblCellMar>
-            <w:top w:w="0" w:type="dxa"/>
-            <w:bottom w:w="0" w:type="dxa"/>
-          </w:tblCellMar>
-        </w:tblPrEx>
         <w:trPr>
           <w:tblHeader/>
         </w:trPr>
@@ -4993,12 +4460,6 @@
         </w:tc>
       </w:tr>
       <w:tr>
-        <w:tblPrEx>
-          <w:tblCellMar>
-            <w:top w:w="0" w:type="dxa"/>
-            <w:bottom w:w="0" w:type="dxa"/>
-          </w:tblCellMar>
-        </w:tblPrEx>
         <w:tc>
           <w:tcPr>
             <w:tcW w:w="2400" w:type="dxa"/>
@@ -5061,12 +4522,6 @@
         </w:tc>
       </w:tr>
       <w:tr>
-        <w:tblPrEx>
-          <w:tblCellMar>
-            <w:top w:w="0" w:type="dxa"/>
-            <w:bottom w:w="0" w:type="dxa"/>
-          </w:tblCellMar>
-        </w:tblPrEx>
         <w:tc>
           <w:tcPr>
             <w:tcW w:w="2400" w:type="dxa"/>
@@ -5129,12 +4584,6 @@
         </w:tc>
       </w:tr>
       <w:tr>
-        <w:tblPrEx>
-          <w:tblCellMar>
-            <w:top w:w="0" w:type="dxa"/>
-            <w:bottom w:w="0" w:type="dxa"/>
-          </w:tblCellMar>
-        </w:tblPrEx>
         <w:tc>
           <w:tcPr>
             <w:tcW w:w="2400" w:type="dxa"/>
